--- a/klagomål/A 6098-2026 FSC-klagomål.docx
+++ b/klagomål/A 6098-2026 FSC-klagomål.docx
@@ -1457,7 +1457,7 @@
     <w:r>
       <w:tab/>
       <w:tab/>
-      <w:t>2026-04-14</w:t>
+      <w:t>2026-04-15</w:t>
       <w:br/>
       <w:br/>
     </w:r>

--- a/klagomål/A 6098-2026 FSC-klagomål.docx
+++ b/klagomål/A 6098-2026 FSC-klagomål.docx
@@ -1457,7 +1457,7 @@
     <w:r>
       <w:tab/>
       <w:tab/>
-      <w:t>2026-04-15</w:t>
+      <w:t>2026-04-16</w:t>
       <w:br/>
       <w:br/>
     </w:r>

--- a/klagomål/A 6098-2026 FSC-klagomål.docx
+++ b/klagomål/A 6098-2026 FSC-klagomål.docx
@@ -1457,7 +1457,7 @@
     <w:r>
       <w:tab/>
       <w:tab/>
-      <w:t>2026-04-16</w:t>
+      <w:t>2026-04-17</w:t>
       <w:br/>
       <w:br/>
     </w:r>

--- a/klagomål/A 6098-2026 FSC-klagomål.docx
+++ b/klagomål/A 6098-2026 FSC-klagomål.docx
@@ -1457,7 +1457,7 @@
     <w:r>
       <w:tab/>
       <w:tab/>
-      <w:t>2026-04-17</w:t>
+      <w:t>2026-04-18</w:t>
       <w:br/>
       <w:br/>
     </w:r>

--- a/klagomål/A 6098-2026 FSC-klagomål.docx
+++ b/klagomål/A 6098-2026 FSC-klagomål.docx
@@ -1457,7 +1457,7 @@
     <w:r>
       <w:tab/>
       <w:tab/>
-      <w:t>2026-04-18</w:t>
+      <w:t>2026-04-19</w:t>
       <w:br/>
       <w:br/>
     </w:r>

--- a/klagomål/A 6098-2026 FSC-klagomål.docx
+++ b/klagomål/A 6098-2026 FSC-klagomål.docx
@@ -1457,7 +1457,7 @@
     <w:r>
       <w:tab/>
       <w:tab/>
-      <w:t>2026-04-19</w:t>
+      <w:t>2026-04-20</w:t>
       <w:br/>
       <w:br/>
     </w:r>

--- a/klagomål/A 6098-2026 FSC-klagomål.docx
+++ b/klagomål/A 6098-2026 FSC-klagomål.docx
@@ -1457,7 +1457,7 @@
     <w:r>
       <w:tab/>
       <w:tab/>
-      <w:t>2026-04-20</w:t>
+      <w:t>2026-04-21</w:t>
       <w:br/>
       <w:br/>
     </w:r>

--- a/klagomål/A 6098-2026 FSC-klagomål.docx
+++ b/klagomål/A 6098-2026 FSC-klagomål.docx
@@ -1457,7 +1457,7 @@
     <w:r>
       <w:tab/>
       <w:tab/>
-      <w:t>2026-04-21</w:t>
+      <w:t>2026-04-22</w:t>
       <w:br/>
       <w:br/>
     </w:r>

--- a/klagomål/A 6098-2026 FSC-klagomål.docx
+++ b/klagomål/A 6098-2026 FSC-klagomål.docx
@@ -1457,7 +1457,7 @@
     <w:r>
       <w:tab/>
       <w:tab/>
-      <w:t>2026-04-22</w:t>
+      <w:t>2026-04-23</w:t>
       <w:br/>
       <w:br/>
     </w:r>

--- a/klagomål/A 6098-2026 FSC-klagomål.docx
+++ b/klagomål/A 6098-2026 FSC-klagomål.docx
@@ -1457,7 +1457,7 @@
     <w:r>
       <w:tab/>
       <w:tab/>
-      <w:t>2026-04-23</w:t>
+      <w:t>2026-04-24</w:t>
       <w:br/>
       <w:br/>
     </w:r>

--- a/klagomål/A 6098-2026 FSC-klagomål.docx
+++ b/klagomål/A 6098-2026 FSC-klagomål.docx
@@ -1457,7 +1457,7 @@
     <w:r>
       <w:tab/>
       <w:tab/>
-      <w:t>2026-04-24</w:t>
+      <w:t>2026-04-25</w:t>
       <w:br/>
       <w:br/>
     </w:r>

--- a/klagomål/A 6098-2026 FSC-klagomål.docx
+++ b/klagomål/A 6098-2026 FSC-klagomål.docx
@@ -1457,7 +1457,7 @@
     <w:r>
       <w:tab/>
       <w:tab/>
-      <w:t>2026-04-25</w:t>
+      <w:t>2026-04-26</w:t>
       <w:br/>
       <w:br/>
     </w:r>

--- a/klagomål/A 6098-2026 FSC-klagomål.docx
+++ b/klagomål/A 6098-2026 FSC-klagomål.docx
@@ -1457,7 +1457,7 @@
     <w:r>
       <w:tab/>
       <w:tab/>
-      <w:t>2026-04-26</w:t>
+      <w:t>2026-04-27</w:t>
       <w:br/>
       <w:br/>
     </w:r>

--- a/klagomål/A 6098-2026 FSC-klagomål.docx
+++ b/klagomål/A 6098-2026 FSC-klagomål.docx
@@ -1457,7 +1457,7 @@
     <w:r>
       <w:tab/>
       <w:tab/>
-      <w:t>2026-04-27</w:t>
+      <w:t>2026-04-28</w:t>
       <w:br/>
       <w:br/>
     </w:r>

--- a/klagomål/A 6098-2026 FSC-klagomål.docx
+++ b/klagomål/A 6098-2026 FSC-klagomål.docx
@@ -1457,7 +1457,7 @@
     <w:r>
       <w:tab/>
       <w:tab/>
-      <w:t>2026-04-28</w:t>
+      <w:t>2026-04-29</w:t>
       <w:br/>
       <w:br/>
     </w:r>

--- a/klagomål/A 6098-2026 FSC-klagomål.docx
+++ b/klagomål/A 6098-2026 FSC-klagomål.docx
@@ -1457,7 +1457,7 @@
     <w:r>
       <w:tab/>
       <w:tab/>
-      <w:t>2026-04-29</w:t>
+      <w:t>2026-04-30</w:t>
       <w:br/>
       <w:br/>
     </w:r>

--- a/klagomål/A 6098-2026 FSC-klagomål.docx
+++ b/klagomål/A 6098-2026 FSC-klagomål.docx
@@ -1457,7 +1457,7 @@
     <w:r>
       <w:tab/>
       <w:tab/>
-      <w:t>2026-04-30</w:t>
+      <w:t>2026-05-01</w:t>
       <w:br/>
       <w:br/>
     </w:r>

--- a/klagomål/A 6098-2026 FSC-klagomål.docx
+++ b/klagomål/A 6098-2026 FSC-klagomål.docx
@@ -1457,7 +1457,7 @@
     <w:r>
       <w:tab/>
       <w:tab/>
-      <w:t>2026-05-01</w:t>
+      <w:t>2026-05-02</w:t>
       <w:br/>
       <w:br/>
     </w:r>

--- a/klagomål/A 6098-2026 FSC-klagomål.docx
+++ b/klagomål/A 6098-2026 FSC-klagomål.docx
@@ -1457,7 +1457,7 @@
     <w:r>
       <w:tab/>
       <w:tab/>
-      <w:t>2026-05-02</w:t>
+      <w:t>2026-05-03</w:t>
       <w:br/>
       <w:br/>
     </w:r>

--- a/klagomål/A 6098-2026 FSC-klagomål.docx
+++ b/klagomål/A 6098-2026 FSC-klagomål.docx
@@ -1457,7 +1457,7 @@
     <w:r>
       <w:tab/>
       <w:tab/>
-      <w:t>2026-05-03</w:t>
+      <w:t>2026-05-04</w:t>
       <w:br/>
       <w:br/>
     </w:r>

--- a/klagomål/A 6098-2026 FSC-klagomål.docx
+++ b/klagomål/A 6098-2026 FSC-klagomål.docx
@@ -1457,7 +1457,7 @@
     <w:r>
       <w:tab/>
       <w:tab/>
-      <w:t>2026-05-04</w:t>
+      <w:t>2026-05-05</w:t>
       <w:br/>
       <w:br/>
     </w:r>

--- a/klagomål/A 6098-2026 FSC-klagomål.docx
+++ b/klagomål/A 6098-2026 FSC-klagomål.docx
@@ -1457,7 +1457,7 @@
     <w:r>
       <w:tab/>
       <w:tab/>
-      <w:t>2026-05-05</w:t>
+      <w:t>2026-05-06</w:t>
       <w:br/>
       <w:br/>
     </w:r>

--- a/klagomål/A 6098-2026 FSC-klagomål.docx
+++ b/klagomål/A 6098-2026 FSC-klagomål.docx
@@ -1457,7 +1457,7 @@
     <w:r>
       <w:tab/>
       <w:tab/>
-      <w:t>2026-05-16</w:t>
+      <w:t>2026-05-17</w:t>
       <w:br/>
       <w:br/>
     </w:r>

--- a/klagomål/A 6098-2026 FSC-klagomål.docx
+++ b/klagomål/A 6098-2026 FSC-klagomål.docx
@@ -1457,7 +1457,7 @@
     <w:r>
       <w:tab/>
       <w:tab/>
-      <w:t>2026-05-17</w:t>
+      <w:t>2026-05-18</w:t>
       <w:br/>
       <w:br/>
     </w:r>

--- a/klagomål/A 6098-2026 FSC-klagomål.docx
+++ b/klagomål/A 6098-2026 FSC-klagomål.docx
@@ -1457,7 +1457,7 @@
     <w:r>
       <w:tab/>
       <w:tab/>
-      <w:t>2026-05-18</w:t>
+      <w:t>2026-05-19</w:t>
       <w:br/>
       <w:br/>
     </w:r>

--- a/klagomål/A 6098-2026 FSC-klagomål.docx
+++ b/klagomål/A 6098-2026 FSC-klagomål.docx
@@ -1457,7 +1457,7 @@
     <w:r>
       <w:tab/>
       <w:tab/>
-      <w:t>2026-05-19</w:t>
+      <w:t>2026-05-20</w:t>
       <w:br/>
       <w:br/>
     </w:r>

--- a/klagomål/A 6098-2026 FSC-klagomål.docx
+++ b/klagomål/A 6098-2026 FSC-klagomål.docx
@@ -1426,7 +1426,7 @@
     <w:r>
       <w:tab/>
       <w:tab/>
-      <w:t>2026-07-13</w:t>
+      <w:t>2026-07-14</w:t>
       <w:br/>
       <w:br/>
     </w:r>

--- a/klagomål/A 6098-2026 FSC-klagomål.docx
+++ b/klagomål/A 6098-2026 FSC-klagomål.docx
@@ -1426,7 +1426,7 @@
     <w:r>
       <w:tab/>
       <w:tab/>
-      <w:t>2026-07-14</w:t>
+      <w:t>2026-07-15</w:t>
       <w:br/>
       <w:br/>
     </w:r>

--- a/klagomål/A 6098-2026 FSC-klagomål.docx
+++ b/klagomål/A 6098-2026 FSC-klagomål.docx
@@ -1426,7 +1426,7 @@
     <w:r>
       <w:tab/>
       <w:tab/>
-      <w:t>2026-07-15</w:t>
+      <w:t>2026-07-16</w:t>
       <w:br/>
       <w:br/>
     </w:r>

--- a/klagomål/A 6098-2026 FSC-klagomål.docx
+++ b/klagomål/A 6098-2026 FSC-klagomål.docx
@@ -1426,7 +1426,7 @@
     <w:r>
       <w:tab/>
       <w:tab/>
-      <w:t>2026-07-16</w:t>
+      <w:t>2026-07-17</w:t>
       <w:br/>
       <w:br/>
     </w:r>

--- a/klagomål/A 6098-2026 FSC-klagomål.docx
+++ b/klagomål/A 6098-2026 FSC-klagomål.docx
@@ -1426,7 +1426,7 @@
     <w:r>
       <w:tab/>
       <w:tab/>
-      <w:t>2026-07-17</w:t>
+      <w:t>2026-07-18</w:t>
       <w:br/>
       <w:br/>
     </w:r>

--- a/klagomål/A 6098-2026 FSC-klagomål.docx
+++ b/klagomål/A 6098-2026 FSC-klagomål.docx
@@ -1426,7 +1426,7 @@
     <w:r>
       <w:tab/>
       <w:tab/>
-      <w:t>2026-07-18</w:t>
+      <w:t>2026-07-19</w:t>
       <w:br/>
       <w:br/>
     </w:r>

--- a/klagomål/A 6098-2026 FSC-klagomål.docx
+++ b/klagomål/A 6098-2026 FSC-klagomål.docx
@@ -1426,7 +1426,7 @@
     <w:r>
       <w:tab/>
       <w:tab/>
-      <w:t>2026-07-19</w:t>
+      <w:t>2026-07-20</w:t>
       <w:br/>
       <w:br/>
     </w:r>

--- a/klagomål/A 6098-2026 FSC-klagomål.docx
+++ b/klagomål/A 6098-2026 FSC-klagomål.docx
@@ -1426,7 +1426,7 @@
     <w:r>
       <w:tab/>
       <w:tab/>
-      <w:t>2026-07-20</w:t>
+      <w:t>2026-07-21</w:t>
       <w:br/>
       <w:br/>
     </w:r>

--- a/klagomål/A 6098-2026 FSC-klagomål.docx
+++ b/klagomål/A 6098-2026 FSC-klagomål.docx
@@ -178,7 +178,7 @@
       <w:r>
         <w:drawing>
           <wp:inline xmlns:a="http://schemas.openxmlformats.org/drawingml/2006/main" xmlns:pic="http://schemas.openxmlformats.org/drawingml/2006/picture">
-            <wp:extent cx="5486400" cy="4862345"/>
+            <wp:extent cx="5486400" cy="4988665"/>
             <wp:docPr id="1" name="Picture 1"/>
             <wp:cNvGraphicFramePr>
               <a:graphicFrameLocks noChangeAspect="1"/>
@@ -199,7 +199,7 @@
                   <pic:spPr>
                     <a:xfrm>
                       <a:off x="0" y="0"/>
-                      <a:ext cx="5486400" cy="4862345"/>
+                      <a:ext cx="5486400" cy="4988665"/>
                     </a:xfrm>
                     <a:prstGeom prst="rect"/>
                   </pic:spPr>
@@ -221,7 +221,7 @@
     </w:p>
     <w:p>
       <w:r>
-        <w:t>I och inom 25 meter från avverkningsanmälan finns fynd av 10 naturvårdsarter, varav 5 är rödlistade, 4 är fridlysta, 7 är typiska (T) och 2 är signalarter (S): garnlav (VU, T), kolflarnlav (NT, T), mörk kolflarnlav (NT), tretåig hackspett (NT, T, §4), vedskivlav (NT, T), björksplintborre (S), mindre märgborre (S, T), spillkråka (T, §4), tjäder (T, §4) och orre (§4). Se Figur 1.</w:t>
+        <w:t>I och inom 25 meter från avverkningsanmälan finns fynd av 12 naturvårdsarter, varav 6 är rödlistade, 5 är fridlysta, 8 är typiska (T) och 2 är signalarter (S): garnlav (VU, T), kolflarnlav (NT, T), mörk kolflarnlav (NT), tretåig hackspett (NT, T, §4), vedskivlav (NT, T), violettgrå tagellav (NT, T), björksplintborre (S), mindre märgborre (S, T), spillkråka (T, §4), tjäder (T, §4), orre (§4) och fläcknycklar (§8). Se Figur 1.</w:t>
       </w:r>
     </w:p>
     <w:p>
@@ -361,6 +361,26 @@
         <w:rPr>
           <w:b/>
         </w:rPr>
+        <w:t>Violettgrå tagellav (NT)</w:t>
+      </w:r>
+      <w:r>
+        <w:t xml:space="preserve"> växer nästan uteslutande i gamla olikåldriga barrnaturskogar med lång skoglig kontinuitet och är en utmärkt signal på skog med höga naturvärden. Slutavverkning av tidigare aldrig slutavverkad skog (kontinuitetsskog) är det största hotet. Biotopen nyskapas i begränsad omfattning och barrskog äldre än 160 år, där den violettgrå tagellaven huvudsakligen påträffas har minskat med 50% de senaste 50 åren. Lågproduktiv skogsmark där laven förekommer bör undantas från skogsbruk och rika förekomster i äldre granskog bör skyddas. Arten är känslig för uttorkning och det är väsentligt att tillräckligt stora bestånd avsätts. Violettgrå tagellav är typisk art för </w:t>
+      </w:r>
+      <w:r>
+        <w:rPr>
+          <w:i/>
+        </w:rPr>
+        <w:t>9010 Taiga</w:t>
+      </w:r>
+      <w:r>
+        <w:t xml:space="preserve"> (SLU Artdatabanken, 2024; Nitare &amp; Skogsstyrelsen, 2019).</w:t>
+      </w:r>
+    </w:p>
+    <w:p>
+      <w:r>
+        <w:rPr>
+          <w:b/>
+        </w:rPr>
         <w:t xml:space="preserve">Björksplintborre </w:t>
       </w:r>
       <w:r>
@@ -560,7 +580,7 @@
         <w:rPr>
           <w:i/>
         </w:rPr>
-        <w:t>I det avverkningsanmälda skogsområdet har 10 naturvårdsarter varav 5 rödlistade arter sina livsmiljöer och växtplatser.</w:t>
+        <w:t>I det avverkningsanmälda skogsområdet har 12 naturvårdsarter varav 6 rödlistade arter sina livsmiljöer och växtplatser.</w:t>
       </w:r>
     </w:p>
     <w:p>
@@ -1426,7 +1446,7 @@
     <w:r>
       <w:tab/>
       <w:tab/>
-      <w:t>2026-07-21</w:t>
+      <w:t>2026-07-22</w:t>
       <w:br/>
       <w:br/>
     </w:r>

--- a/klagomål/A 6098-2026 FSC-klagomål.docx
+++ b/klagomål/A 6098-2026 FSC-klagomål.docx
@@ -1446,7 +1446,7 @@
     <w:r>
       <w:tab/>
       <w:tab/>
-      <w:t>2026-07-22</w:t>
+      <w:t>2026-07-23</w:t>
       <w:br/>
       <w:br/>
     </w:r>

--- a/klagomål/A 6098-2026 FSC-klagomål.docx
+++ b/klagomål/A 6098-2026 FSC-klagomål.docx
@@ -1446,7 +1446,7 @@
     <w:r>
       <w:tab/>
       <w:tab/>
-      <w:t>2026-07-23</w:t>
+      <w:t>2026-07-24</w:t>
       <w:br/>
       <w:br/>
     </w:r>

--- a/klagomål/A 6098-2026 FSC-klagomål.docx
+++ b/klagomål/A 6098-2026 FSC-klagomål.docx
@@ -1446,7 +1446,7 @@
     <w:r>
       <w:tab/>
       <w:tab/>
-      <w:t>2026-07-24</w:t>
+      <w:t>2026-07-25</w:t>
       <w:br/>
       <w:br/>
     </w:r>

--- a/klagomål/A 6098-2026 FSC-klagomål.docx
+++ b/klagomål/A 6098-2026 FSC-klagomål.docx
@@ -1446,7 +1446,7 @@
     <w:r>
       <w:tab/>
       <w:tab/>
-      <w:t>2026-07-25</w:t>
+      <w:t>2026-07-26</w:t>
       <w:br/>
       <w:br/>
     </w:r>

--- a/klagomål/A 6098-2026 FSC-klagomål.docx
+++ b/klagomål/A 6098-2026 FSC-klagomål.docx
@@ -1446,7 +1446,7 @@
     <w:r>
       <w:tab/>
       <w:tab/>
-      <w:t>2026-07-26</w:t>
+      <w:t>2026-07-27</w:t>
       <w:br/>
       <w:br/>
     </w:r>

--- a/klagomål/A 6098-2026 FSC-klagomål.docx
+++ b/klagomål/A 6098-2026 FSC-klagomål.docx
@@ -1446,7 +1446,7 @@
     <w:r>
       <w:tab/>
       <w:tab/>
-      <w:t>2026-07-27</w:t>
+      <w:t>2026-07-28</w:t>
       <w:br/>
       <w:br/>
     </w:r>

--- a/klagomål/A 6098-2026 FSC-klagomål.docx
+++ b/klagomål/A 6098-2026 FSC-klagomål.docx
@@ -1446,7 +1446,7 @@
     <w:r>
       <w:tab/>
       <w:tab/>
-      <w:t>2026-07-28</w:t>
+      <w:t>2026-07-29</w:t>
       <w:br/>
       <w:br/>
     </w:r>

--- a/klagomål/A 6098-2026 FSC-klagomål.docx
+++ b/klagomål/A 6098-2026 FSC-klagomål.docx
@@ -1446,7 +1446,7 @@
     <w:r>
       <w:tab/>
       <w:tab/>
-      <w:t>2026-07-29</w:t>
+      <w:t>2026-07-30</w:t>
       <w:br/>
       <w:br/>
     </w:r>

--- a/klagomål/A 6098-2026 FSC-klagomål.docx
+++ b/klagomål/A 6098-2026 FSC-klagomål.docx
@@ -1446,7 +1446,7 @@
     <w:r>
       <w:tab/>
       <w:tab/>
-      <w:t>2026-07-30</w:t>
+      <w:t>2026-07-31</w:t>
       <w:br/>
       <w:br/>
     </w:r>

--- a/klagomål/A 6098-2026 FSC-klagomål.docx
+++ b/klagomål/A 6098-2026 FSC-klagomål.docx
@@ -1446,7 +1446,7 @@
     <w:r>
       <w:tab/>
       <w:tab/>
-      <w:t>2026-07-31</w:t>
+      <w:t>2026-08-01</w:t>
       <w:br/>
       <w:br/>
     </w:r>

--- a/klagomål/A 6098-2026 FSC-klagomål.docx
+++ b/klagomål/A 6098-2026 FSC-klagomål.docx
@@ -1446,7 +1446,7 @@
     <w:r>
       <w:tab/>
       <w:tab/>
-      <w:t>2026-08-01</w:t>
+      <w:t>2026-08-02</w:t>
       <w:br/>
       <w:br/>
     </w:r>

--- a/klagomål/A 6098-2026 FSC-klagomål.docx
+++ b/klagomål/A 6098-2026 FSC-klagomål.docx
@@ -1446,7 +1446,7 @@
     <w:r>
       <w:tab/>
       <w:tab/>
-      <w:t>2026-08-02</w:t>
+      <w:t>2026-08-03</w:t>
       <w:br/>
       <w:br/>
     </w:r>

--- a/klagomål/A 6098-2026 FSC-klagomål.docx
+++ b/klagomål/A 6098-2026 FSC-klagomål.docx
@@ -1446,7 +1446,7 @@
     <w:r>
       <w:tab/>
       <w:tab/>
-      <w:t>2026-08-03</w:t>
+      <w:t>2026-08-05</w:t>
       <w:br/>
       <w:br/>
     </w:r>

--- a/klagomål/A 6098-2026 FSC-klagomål.docx
+++ b/klagomål/A 6098-2026 FSC-klagomål.docx
@@ -1446,7 +1446,7 @@
     <w:r>
       <w:tab/>
       <w:tab/>
-      <w:t>2026-08-05</w:t>
+      <w:t>2026-08-07</w:t>
       <w:br/>
       <w:br/>
     </w:r>

--- a/klagomål/A 6098-2026 FSC-klagomål.docx
+++ b/klagomål/A 6098-2026 FSC-klagomål.docx
@@ -1446,7 +1446,7 @@
     <w:r>
       <w:tab/>
       <w:tab/>
-      <w:t>2026-08-07</w:t>
+      <w:t>2026-08-08</w:t>
       <w:br/>
       <w:br/>
     </w:r>

--- a/klagomål/A 6098-2026 FSC-klagomål.docx
+++ b/klagomål/A 6098-2026 FSC-klagomål.docx
@@ -178,7 +178,7 @@
       <w:r>
         <w:drawing>
           <wp:inline xmlns:a="http://schemas.openxmlformats.org/drawingml/2006/main" xmlns:pic="http://schemas.openxmlformats.org/drawingml/2006/picture">
-            <wp:extent cx="5486400" cy="4862345"/>
+            <wp:extent cx="5486400" cy="4988665"/>
             <wp:docPr id="1" name="Picture 1"/>
             <wp:cNvGraphicFramePr>
               <a:graphicFrameLocks noChangeAspect="1"/>
@@ -199,7 +199,7 @@
                   <pic:spPr>
                     <a:xfrm>
                       <a:off x="0" y="0"/>
-                      <a:ext cx="5486400" cy="4862345"/>
+                      <a:ext cx="5486400" cy="4988665"/>
                     </a:xfrm>
                     <a:prstGeom prst="rect"/>
                   </pic:spPr>
@@ -216,12 +216,12 @@
         <w:spacing w:after="240"/>
       </w:pPr>
       <w:r>
-        <w:t>Figur 1. Fyndplatser för naturvårdsarter i och inom 25 meter från avverkningsanmälan. Markörer utan svart kant är placerade på fyndplatsen. Markörer med svart kant är placerade vid sidan av fyndplatsen har ett svart streck som visar fyndplatsens exakta position. Kartans mittpunktskoordinat är N 6783553, E 458693 i SWEREF 99 TM.</w:t>
+        <w:t>Figur 1. Fyndplatser för naturvårdsarter i och inom 25 meter från avverkningsanmälan. Markörer utan svart kant är placerade på fyndplatsen. Markörer med svart kant är placerade vid sidan av fyndplatsen och har ett svart streck som visar fyndplatsens exakta position. Kartans mittpunktskoordinat är N 6783553, E 458693 i SWEREF 99 TM.</w:t>
       </w:r>
     </w:p>
     <w:p>
       <w:r>
-        <w:t>I och inom 25 meter från avverkningsanmälan finns fynd av 10 naturvårdsarter, varav 5 är rödlistade, 4 är fridlysta, 7 är typiska (T) och 2 är signalarter (S): garnlav (VU, T), kolflarnlav (NT, T), mörk kolflarnlav (NT), tretåig hackspett (NT, T, §4), vedskivlav (NT, T), björksplintborre (S), mindre märgborre (S, T), spillkråka (T, §4), tjäder (T, §4) och orre (§4). Se Figur 1.</w:t>
+        <w:t>I och inom 25 meter från avverkningsanmälan finns fynd av 12 naturvårdsarter, varav 6 är rödlistade, 5 är fridlysta, 8 är typiska (T) och 2 är signalarter (S): garnlav (VU, T), kolflarnlav (NT, T), mörk kolflarnlav (NT), tretåig hackspett (NT, T, §4), vedskivlav (NT, T), violettgrå tagellav (NT, T), björksplintborre (S), mindre märgborre (S, T), spillkråka (T, §4), tjäder (T, §4), orre (§4) och fläcknycklar (§8). Se Figur 1.</w:t>
       </w:r>
     </w:p>
     <w:p>
@@ -361,6 +361,26 @@
         <w:rPr>
           <w:b/>
         </w:rPr>
+        <w:t>Violettgrå tagellav (NT)</w:t>
+      </w:r>
+      <w:r>
+        <w:t xml:space="preserve"> växer nästan uteslutande i gamla olikåldriga barrnaturskogar med lång skoglig kontinuitet och är en utmärkt signal på skog med höga naturvärden. Slutavverkning av tidigare aldrig slutavverkad skog (kontinuitetsskog) är det största hotet. Biotopen nyskapas i begränsad omfattning och barrskog äldre än 160 år, där den violettgrå tagellaven huvudsakligen påträffas har minskat med 50% de senaste 50 åren. Lågproduktiv skogsmark där laven förekommer bör undantas från skogsbruk och rika förekomster i äldre granskog bör skyddas. Arten är känslig för uttorkning och det är väsentligt att tillräckligt stora bestånd avsätts. Violettgrå tagellav är typisk art för </w:t>
+      </w:r>
+      <w:r>
+        <w:rPr>
+          <w:i/>
+        </w:rPr>
+        <w:t>9010 Taiga</w:t>
+      </w:r>
+      <w:r>
+        <w:t xml:space="preserve"> (SLU Artdatabanken, 2024; Nitare &amp; Skogsstyrelsen, 2019).</w:t>
+      </w:r>
+    </w:p>
+    <w:p>
+      <w:r>
+        <w:rPr>
+          <w:b/>
+        </w:rPr>
         <w:t xml:space="preserve">Björksplintborre </w:t>
       </w:r>
       <w:r>
@@ -560,7 +580,7 @@
         <w:rPr>
           <w:i/>
         </w:rPr>
-        <w:t>I det avverkningsanmälda skogsområdet har 10 naturvårdsarter varav 5 rödlistade arter sina livsmiljöer och växtplatser.</w:t>
+        <w:t>I det avverkningsanmälda skogsområdet har 12 naturvårdsarter varav 6 rödlistade arter sina livsmiljöer och växtplatser.</w:t>
       </w:r>
     </w:p>
     <w:p>
@@ -1426,7 +1446,7 @@
     <w:r>
       <w:tab/>
       <w:tab/>
-      <w:t>2026-08-14</w:t>
+      <w:t>2026-08-15</w:t>
       <w:br/>
       <w:br/>
     </w:r>

--- a/klagomål/A 6098-2026 FSC-klagomål.docx
+++ b/klagomål/A 6098-2026 FSC-klagomål.docx
@@ -1446,7 +1446,7 @@
     <w:r>
       <w:tab/>
       <w:tab/>
-      <w:t>2026-08-15</w:t>
+      <w:t>2026-08-16</w:t>
       <w:br/>
       <w:br/>
     </w:r>

--- a/klagomål/A 6098-2026 FSC-klagomål.docx
+++ b/klagomål/A 6098-2026 FSC-klagomål.docx
@@ -1446,7 +1446,7 @@
     <w:r>
       <w:tab/>
       <w:tab/>
-      <w:t>2026-08-16</w:t>
+      <w:t>2026-08-17</w:t>
       <w:br/>
       <w:br/>
     </w:r>

--- a/klagomål/A 6098-2026 FSC-klagomål.docx
+++ b/klagomål/A 6098-2026 FSC-klagomål.docx
@@ -1446,7 +1446,7 @@
     <w:r>
       <w:tab/>
       <w:tab/>
-      <w:t>2026-08-17</w:t>
+      <w:t>2026-08-18</w:t>
       <w:br/>
       <w:br/>
     </w:r>

--- a/klagomål/A 6098-2026 FSC-klagomål.docx
+++ b/klagomål/A 6098-2026 FSC-klagomål.docx
@@ -1446,7 +1446,7 @@
     <w:r>
       <w:tab/>
       <w:tab/>
-      <w:t>2026-08-18</w:t>
+      <w:t>2026-08-19</w:t>
       <w:br/>
       <w:br/>
     </w:r>

--- a/klagomål/A 6098-2026 FSC-klagomål.docx
+++ b/klagomål/A 6098-2026 FSC-klagomål.docx
@@ -1446,7 +1446,7 @@
     <w:r>
       <w:tab/>
       <w:tab/>
-      <w:t>2026-08-19</w:t>
+      <w:t>2026-08-20</w:t>
       <w:br/>
       <w:br/>
     </w:r>

--- a/klagomål/A 6098-2026 FSC-klagomål.docx
+++ b/klagomål/A 6098-2026 FSC-klagomål.docx
@@ -1446,7 +1446,7 @@
     <w:r>
       <w:tab/>
       <w:tab/>
-      <w:t>2026-08-20</w:t>
+      <w:t>2026-08-21</w:t>
       <w:br/>
       <w:br/>
     </w:r>

--- a/klagomål/A 6098-2026 FSC-klagomål.docx
+++ b/klagomål/A 6098-2026 FSC-klagomål.docx
@@ -1446,7 +1446,7 @@
     <w:r>
       <w:tab/>
       <w:tab/>
-      <w:t>2026-08-21</w:t>
+      <w:t>2026-08-22</w:t>
       <w:br/>
       <w:br/>
     </w:r>

--- a/klagomål/A 6098-2026 FSC-klagomål.docx
+++ b/klagomål/A 6098-2026 FSC-klagomål.docx
@@ -1446,7 +1446,7 @@
     <w:r>
       <w:tab/>
       <w:tab/>
-      <w:t>2026-08-22</w:t>
+      <w:t>2026-08-23</w:t>
       <w:br/>
       <w:br/>
     </w:r>

--- a/klagomål/A 6098-2026 FSC-klagomål.docx
+++ b/klagomål/A 6098-2026 FSC-klagomål.docx
@@ -1446,7 +1446,7 @@
     <w:r>
       <w:tab/>
       <w:tab/>
-      <w:t>2026-08-23</w:t>
+      <w:t>2026-08-24</w:t>
       <w:br/>
       <w:br/>
     </w:r>

--- a/klagomål/A 6098-2026 FSC-klagomål.docx
+++ b/klagomål/A 6098-2026 FSC-klagomål.docx
@@ -1446,7 +1446,7 @@
     <w:r>
       <w:tab/>
       <w:tab/>
-      <w:t>2026-08-24</w:t>
+      <w:t>2026-08-25</w:t>
       <w:br/>
       <w:br/>
     </w:r>

--- a/klagomål/A 6098-2026 FSC-klagomål.docx
+++ b/klagomål/A 6098-2026 FSC-klagomål.docx
@@ -1446,7 +1446,7 @@
     <w:r>
       <w:tab/>
       <w:tab/>
-      <w:t>2026-08-25</w:t>
+      <w:t>2026-08-26</w:t>
       <w:br/>
       <w:br/>
     </w:r>

--- a/klagomål/A 6098-2026 FSC-klagomål.docx
+++ b/klagomål/A 6098-2026 FSC-klagomål.docx
@@ -1446,7 +1446,7 @@
     <w:r>
       <w:tab/>
       <w:tab/>
-      <w:t>2026-08-26</w:t>
+      <w:t>2026-08-27</w:t>
       <w:br/>
       <w:br/>
     </w:r>

--- a/klagomål/A 6098-2026 FSC-klagomål.docx
+++ b/klagomål/A 6098-2026 FSC-klagomål.docx
@@ -1446,7 +1446,7 @@
     <w:r>
       <w:tab/>
       <w:tab/>
-      <w:t>2026-08-27</w:t>
+      <w:t>2026-08-28</w:t>
       <w:br/>
       <w:br/>
     </w:r>

--- a/klagomål/A 6098-2026 FSC-klagomål.docx
+++ b/klagomål/A 6098-2026 FSC-klagomål.docx
@@ -1446,7 +1446,7 @@
     <w:r>
       <w:tab/>
       <w:tab/>
-      <w:t>2026-08-28</w:t>
+      <w:t>2026-08-29</w:t>
       <w:br/>
       <w:br/>
     </w:r>

--- a/klagomål/A 6098-2026 FSC-klagomål.docx
+++ b/klagomål/A 6098-2026 FSC-klagomål.docx
@@ -1446,7 +1446,7 @@
     <w:r>
       <w:tab/>
       <w:tab/>
-      <w:t>2026-08-29</w:t>
+      <w:t>2026-08-31</w:t>
       <w:br/>
       <w:br/>
     </w:r>

--- a/klagomål/A 6098-2026 FSC-klagomål.docx
+++ b/klagomål/A 6098-2026 FSC-klagomål.docx
@@ -1446,7 +1446,7 @@
     <w:r>
       <w:tab/>
       <w:tab/>
-      <w:t>2026-08-31</w:t>
+      <w:t>2026-09-01</w:t>
       <w:br/>
       <w:br/>
     </w:r>

--- a/klagomål/A 6098-2026 FSC-klagomål.docx
+++ b/klagomål/A 6098-2026 FSC-klagomål.docx
@@ -1446,7 +1446,7 @@
     <w:r>
       <w:tab/>
       <w:tab/>
-      <w:t>2026-09-01</w:t>
+      <w:t>2026-09-02</w:t>
       <w:br/>
       <w:br/>
     </w:r>

--- a/klagomål/A 6098-2026 FSC-klagomål.docx
+++ b/klagomål/A 6098-2026 FSC-klagomål.docx
@@ -1446,7 +1446,7 @@
     <w:r>
       <w:tab/>
       <w:tab/>
-      <w:t>2026-09-02</w:t>
+      <w:t>2026-09-03</w:t>
       <w:br/>
       <w:br/>
     </w:r>

--- a/klagomål/A 6098-2026 FSC-klagomål.docx
+++ b/klagomål/A 6098-2026 FSC-klagomål.docx
@@ -1446,7 +1446,7 @@
     <w:r>
       <w:tab/>
       <w:tab/>
-      <w:t>2026-09-03</w:t>
+      <w:t>2026-09-04</w:t>
       <w:br/>
       <w:br/>
     </w:r>

--- a/klagomål/A 6098-2026 FSC-klagomål.docx
+++ b/klagomål/A 6098-2026 FSC-klagomål.docx
@@ -1446,7 +1446,7 @@
     <w:r>
       <w:tab/>
       <w:tab/>
-      <w:t>2026-09-04</w:t>
+      <w:t>2026-09-05</w:t>
       <w:br/>
       <w:br/>
     </w:r>

--- a/klagomål/A 6098-2026 FSC-klagomål.docx
+++ b/klagomål/A 6098-2026 FSC-klagomål.docx
@@ -1446,7 +1446,7 @@
     <w:r>
       <w:tab/>
       <w:tab/>
-      <w:t>2026-09-05</w:t>
+      <w:t>2026-09-06</w:t>
       <w:br/>
       <w:br/>
     </w:r>

--- a/klagomål/A 6098-2026 FSC-klagomål.docx
+++ b/klagomål/A 6098-2026 FSC-klagomål.docx
@@ -1446,7 +1446,7 @@
     <w:r>
       <w:tab/>
       <w:tab/>
-      <w:t>2026-09-06</w:t>
+      <w:t>2026-09-07</w:t>
       <w:br/>
       <w:br/>
     </w:r>

--- a/klagomål/A 6098-2026 FSC-klagomål.docx
+++ b/klagomål/A 6098-2026 FSC-klagomål.docx
@@ -1446,7 +1446,7 @@
     <w:r>
       <w:tab/>
       <w:tab/>
-      <w:t>2026-09-07</w:t>
+      <w:t>2026-09-08</w:t>
       <w:br/>
       <w:br/>
     </w:r>

--- a/klagomål/A 6098-2026 FSC-klagomål.docx
+++ b/klagomål/A 6098-2026 FSC-klagomål.docx
@@ -1446,7 +1446,7 @@
     <w:r>
       <w:tab/>
       <w:tab/>
-      <w:t>2026-09-08</w:t>
+      <w:t>2026-09-09</w:t>
       <w:br/>
       <w:br/>
     </w:r>

--- a/klagomål/A 6098-2026 FSC-klagomål.docx
+++ b/klagomål/A 6098-2026 FSC-klagomål.docx
@@ -1446,7 +1446,7 @@
     <w:r>
       <w:tab/>
       <w:tab/>
-      <w:t>2026-09-09</w:t>
+      <w:t>2026-09-10</w:t>
       <w:br/>
       <w:br/>
     </w:r>

--- a/klagomål/A 6098-2026 FSC-klagomål.docx
+++ b/klagomål/A 6098-2026 FSC-klagomål.docx
@@ -1446,7 +1446,7 @@
     <w:r>
       <w:tab/>
       <w:tab/>
-      <w:t>2026-09-10</w:t>
+      <w:t>2026-09-11</w:t>
       <w:br/>
       <w:br/>
     </w:r>

--- a/klagomål/A 6098-2026 FSC-klagomål.docx
+++ b/klagomål/A 6098-2026 FSC-klagomål.docx
@@ -1446,7 +1446,7 @@
     <w:r>
       <w:tab/>
       <w:tab/>
-      <w:t>2026-09-11</w:t>
+      <w:t>2026-09-12</w:t>
       <w:br/>
       <w:br/>
     </w:r>

--- a/klagomål/A 6098-2026 FSC-klagomål.docx
+++ b/klagomål/A 6098-2026 FSC-klagomål.docx
@@ -1446,7 +1446,7 @@
     <w:r>
       <w:tab/>
       <w:tab/>
-      <w:t>2026-09-12</w:t>
+      <w:t>2026-09-13</w:t>
       <w:br/>
       <w:br/>
     </w:r>
